--- a/Evidencias/Evidencia_Gerson_Lopez.docx
+++ b/Evidencias/Evidencia_Gerson_Lopez.docx
@@ -465,39 +465,7 @@
           <w:sz w:val="24"/>
           <w:szCs w:val="24"/>
         </w:rPr>
-        <w:t xml:space="preserve">ío, envío nacional e internacional en carpeta </w:t>
-      </w:r>
-      <w:proofErr w:type="spellStart"/>
-      <w:r>
-        <w:rPr>
-          <w:sz w:val="24"/>
-          <w:szCs w:val="24"/>
-        </w:rPr>
-        <w:t>src</w:t>
-      </w:r>
-      <w:proofErr w:type="spellEnd"/>
-      <w:r>
-        <w:rPr>
-          <w:sz w:val="24"/>
-          <w:szCs w:val="24"/>
-        </w:rPr>
-        <w:t xml:space="preserve">, bueno parte del código está </w:t>
-      </w:r>
-      <w:proofErr w:type="gramStart"/>
-      <w:r>
-        <w:rPr>
-          <w:sz w:val="24"/>
-          <w:szCs w:val="24"/>
-        </w:rPr>
-        <w:t>ahí</w:t>
-      </w:r>
-      <w:proofErr w:type="gramEnd"/>
-      <w:r>
-        <w:rPr>
-          <w:sz w:val="24"/>
-          <w:szCs w:val="24"/>
-        </w:rPr>
-        <w:t xml:space="preserve"> pero será ejecutado con main.java donde estarían conectadas las demás. </w:t>
+        <w:t xml:space="preserve">ío, envío nacional e internacional en carpeta src, bueno parte del código está ahí pero será ejecutado con main.java donde estarían conectadas las demás. </w:t>
       </w:r>
     </w:p>
     <w:p>
@@ -1049,23 +1017,7 @@
           <w:sz w:val="24"/>
           <w:szCs w:val="24"/>
         </w:rPr>
-        <w:t xml:space="preserve">En este caso se registró envío nacional con código de 1010 a nombre de </w:t>
-      </w:r>
-      <w:proofErr w:type="spellStart"/>
-      <w:r>
-        <w:rPr>
-          <w:sz w:val="24"/>
-          <w:szCs w:val="24"/>
-        </w:rPr>
-        <w:t>Ivan</w:t>
-      </w:r>
-      <w:proofErr w:type="spellEnd"/>
-      <w:r>
-        <w:rPr>
-          <w:sz w:val="24"/>
-          <w:szCs w:val="24"/>
-        </w:rPr>
-        <w:t xml:space="preserve">, con un peso negativo, donde el sistema indica que el valor debe ser mayor a cero. </w:t>
+        <w:t xml:space="preserve">En este caso se registró envío nacional con código de 1010 a nombre de Ivan, con un peso negativo, donde el sistema indica que el valor debe ser mayor a cero. </w:t>
       </w:r>
     </w:p>
     <w:p>
@@ -1330,25 +1282,7 @@
           <w:sz w:val="24"/>
           <w:szCs w:val="24"/>
         </w:rPr>
-        <w:t xml:space="preserve">La clase </w:t>
-      </w:r>
-      <w:proofErr w:type="spellStart"/>
-      <w:r>
-        <w:rPr>
-          <w:color w:val="153D63" w:themeColor="text2" w:themeTint="E6"/>
-          <w:sz w:val="24"/>
-          <w:szCs w:val="24"/>
-        </w:rPr>
-        <w:t>Envio</w:t>
-      </w:r>
-      <w:proofErr w:type="spellEnd"/>
-      <w:r>
-        <w:rPr>
-          <w:color w:val="153D63" w:themeColor="text2" w:themeTint="E6"/>
-          <w:sz w:val="24"/>
-          <w:szCs w:val="24"/>
-        </w:rPr>
-        <w:t xml:space="preserve"> funciona como superclase, ya que contiene los atributos y métodos comunes de los diferentes tipos de envíos.</w:t>
+        <w:t>La clase Envio funciona como superclase, ya que contiene los atributos y métodos comunes de los diferentes tipos de envíos.</w:t>
       </w:r>
     </w:p>
     <w:p>
@@ -1366,69 +1300,15 @@
           <w:sz w:val="24"/>
           <w:szCs w:val="24"/>
         </w:rPr>
-        <w:t xml:space="preserve">Las clases </w:t>
-      </w:r>
-      <w:proofErr w:type="spellStart"/>
-      <w:r>
-        <w:rPr>
-          <w:color w:val="153D63" w:themeColor="text2" w:themeTint="E6"/>
-          <w:sz w:val="24"/>
-          <w:szCs w:val="24"/>
-        </w:rPr>
-        <w:t>EnvioNacional</w:t>
-      </w:r>
-      <w:proofErr w:type="spellEnd"/>
-      <w:r>
-        <w:rPr>
-          <w:color w:val="153D63" w:themeColor="text2" w:themeTint="E6"/>
-          <w:sz w:val="24"/>
-          <w:szCs w:val="24"/>
-        </w:rPr>
-        <w:t xml:space="preserve"> y </w:t>
-      </w:r>
-      <w:proofErr w:type="spellStart"/>
-      <w:r>
-        <w:rPr>
-          <w:color w:val="153D63" w:themeColor="text2" w:themeTint="E6"/>
-          <w:sz w:val="24"/>
-          <w:szCs w:val="24"/>
-        </w:rPr>
-        <w:t>EnvioInternacional</w:t>
-      </w:r>
-      <w:proofErr w:type="spellEnd"/>
-      <w:r>
-        <w:rPr>
-          <w:color w:val="153D63" w:themeColor="text2" w:themeTint="E6"/>
-          <w:sz w:val="24"/>
-          <w:szCs w:val="24"/>
-        </w:rPr>
-        <w:t xml:space="preserve"> heredan de la clase </w:t>
-      </w:r>
-      <w:proofErr w:type="spellStart"/>
-      <w:r>
-        <w:rPr>
-          <w:color w:val="153D63" w:themeColor="text2" w:themeTint="E6"/>
-          <w:sz w:val="24"/>
-          <w:szCs w:val="24"/>
-        </w:rPr>
-        <w:t>Envi</w:t>
-      </w:r>
-      <w:r>
-        <w:rPr>
-          <w:color w:val="153D63" w:themeColor="text2" w:themeTint="E6"/>
-          <w:sz w:val="24"/>
-          <w:szCs w:val="24"/>
-        </w:rPr>
-        <w:t>o</w:t>
-      </w:r>
-      <w:proofErr w:type="spellEnd"/>
-      <w:r>
-        <w:rPr>
-          <w:color w:val="153D63" w:themeColor="text2" w:themeTint="E6"/>
-          <w:sz w:val="24"/>
-          <w:szCs w:val="24"/>
-        </w:rPr>
-        <w:t xml:space="preserve"> </w:t>
+        <w:t>Las clases EnvioNacional y EnvioInternacional heredan de la clase Envi</w:t>
+      </w:r>
+      <w:r>
+        <w:rPr>
+          <w:color w:val="153D63" w:themeColor="text2" w:themeTint="E6"/>
+          <w:sz w:val="24"/>
+          <w:szCs w:val="24"/>
+        </w:rPr>
+        <w:t xml:space="preserve">o </w:t>
       </w:r>
       <w:r>
         <w:rPr>
@@ -1470,35 +1350,7 @@
           <w:sz w:val="24"/>
           <w:szCs w:val="24"/>
         </w:rPr>
-        <w:t xml:space="preserve">El método </w:t>
-      </w:r>
-      <w:proofErr w:type="spellStart"/>
-      <w:proofErr w:type="gramStart"/>
-      <w:r>
-        <w:rPr>
-          <w:color w:val="153D63" w:themeColor="text2" w:themeTint="E6"/>
-          <w:sz w:val="24"/>
-          <w:szCs w:val="24"/>
-        </w:rPr>
-        <w:t>CalcularCostoFinal</w:t>
-      </w:r>
-      <w:proofErr w:type="spellEnd"/>
-      <w:r>
-        <w:rPr>
-          <w:color w:val="153D63" w:themeColor="text2" w:themeTint="E6"/>
-          <w:sz w:val="24"/>
-          <w:szCs w:val="24"/>
-        </w:rPr>
-        <w:t>(</w:t>
-      </w:r>
-      <w:proofErr w:type="gramEnd"/>
-      <w:r>
-        <w:rPr>
-          <w:color w:val="153D63" w:themeColor="text2" w:themeTint="E6"/>
-          <w:sz w:val="24"/>
-          <w:szCs w:val="24"/>
-        </w:rPr>
-        <w:t>) fue sobrescrito para realizar un cálculo diferente según el tipo de envío.</w:t>
+        <w:t>El método CalcularCostoFinal() fue sobrescrito para realizar un cálculo diferente según el tipo de envío.</w:t>
       </w:r>
     </w:p>
     <w:p>
@@ -1516,35 +1368,7 @@
           <w:sz w:val="24"/>
           <w:szCs w:val="24"/>
         </w:rPr>
-        <w:t xml:space="preserve">El método </w:t>
-      </w:r>
-      <w:proofErr w:type="spellStart"/>
-      <w:proofErr w:type="gramStart"/>
-      <w:r>
-        <w:rPr>
-          <w:color w:val="153D63" w:themeColor="text2" w:themeTint="E6"/>
-          <w:sz w:val="24"/>
-          <w:szCs w:val="24"/>
-        </w:rPr>
-        <w:t>mostrarResumen</w:t>
-      </w:r>
-      <w:proofErr w:type="spellEnd"/>
-      <w:r>
-        <w:rPr>
-          <w:color w:val="153D63" w:themeColor="text2" w:themeTint="E6"/>
-          <w:sz w:val="24"/>
-          <w:szCs w:val="24"/>
-        </w:rPr>
-        <w:t>(</w:t>
-      </w:r>
-      <w:proofErr w:type="gramEnd"/>
-      <w:r>
-        <w:rPr>
-          <w:color w:val="153D63" w:themeColor="text2" w:themeTint="E6"/>
-          <w:sz w:val="24"/>
-          <w:szCs w:val="24"/>
-        </w:rPr>
-        <w:t>) fue sobrecargado mediante una versión sin parámetros y otra que recibe un valor booleano.</w:t>
+        <w:t>El método mostrarResumen() fue sobrecargado mediante una versión sin parámetros y otra que recibe un valor booleano.</w:t>
       </w:r>
     </w:p>
     <w:p>
@@ -1562,61 +1386,7 @@
           <w:sz w:val="24"/>
           <w:szCs w:val="24"/>
         </w:rPr>
-        <w:t xml:space="preserve">El polimorfismo se demuestra en Main al utilizar una variable de tipo </w:t>
-      </w:r>
-      <w:proofErr w:type="spellStart"/>
-      <w:r>
-        <w:rPr>
-          <w:color w:val="153D63" w:themeColor="text2" w:themeTint="E6"/>
-          <w:sz w:val="24"/>
-          <w:szCs w:val="24"/>
-        </w:rPr>
-        <w:t>Envio</w:t>
-      </w:r>
-      <w:proofErr w:type="spellEnd"/>
-      <w:r>
-        <w:rPr>
-          <w:color w:val="153D63" w:themeColor="text2" w:themeTint="E6"/>
-          <w:sz w:val="24"/>
-          <w:szCs w:val="24"/>
-        </w:rPr>
-        <w:t xml:space="preserve"> para almacenar objetos de </w:t>
-      </w:r>
-      <w:proofErr w:type="spellStart"/>
-      <w:r>
-        <w:rPr>
-          <w:color w:val="153D63" w:themeColor="text2" w:themeTint="E6"/>
-          <w:sz w:val="24"/>
-          <w:szCs w:val="24"/>
-        </w:rPr>
-        <w:t>EnvioNacional</w:t>
-      </w:r>
-      <w:proofErr w:type="spellEnd"/>
-      <w:r>
-        <w:rPr>
-          <w:color w:val="153D63" w:themeColor="text2" w:themeTint="E6"/>
-          <w:sz w:val="24"/>
-          <w:szCs w:val="24"/>
-        </w:rPr>
-        <w:t xml:space="preserve"> o </w:t>
-      </w:r>
-      <w:proofErr w:type="spellStart"/>
-      <w:r>
-        <w:rPr>
-          <w:color w:val="153D63" w:themeColor="text2" w:themeTint="E6"/>
-          <w:sz w:val="24"/>
-          <w:szCs w:val="24"/>
-        </w:rPr>
-        <w:t>EnvioInternacional</w:t>
-      </w:r>
-      <w:proofErr w:type="spellEnd"/>
-      <w:r>
-        <w:rPr>
-          <w:color w:val="153D63" w:themeColor="text2" w:themeTint="E6"/>
-          <w:sz w:val="24"/>
-          <w:szCs w:val="24"/>
-        </w:rPr>
-        <w:t>.</w:t>
+        <w:t>El polimorfismo se demuestra en Main al utilizar una variable de tipo Envio para almacenar objetos de EnvioNacional o EnvioInternacional.</w:t>
       </w:r>
     </w:p>
     <w:p>
@@ -1686,6 +1456,50 @@
           <w:szCs w:val="24"/>
         </w:rPr>
       </w:pPr>
+    </w:p>
+    <w:p>
+      <w:pPr>
+        <w:rPr>
+          <w:b/>
+          <w:bCs/>
+          <w:color w:val="153D63" w:themeColor="text2" w:themeTint="E6"/>
+          <w:sz w:val="24"/>
+          <w:szCs w:val="24"/>
+        </w:rPr>
+      </w:pPr>
+      <w:r>
+        <w:rPr>
+          <w:b/>
+          <w:bCs/>
+          <w:color w:val="153D63" w:themeColor="text2" w:themeTint="E6"/>
+          <w:sz w:val="24"/>
+          <w:szCs w:val="24"/>
+        </w:rPr>
+        <w:t xml:space="preserve">Link </w:t>
+      </w:r>
+    </w:p>
+    <w:p>
+      <w:pPr>
+        <w:rPr>
+          <w:b/>
+          <w:bCs/>
+          <w:color w:val="153D63" w:themeColor="text2" w:themeTint="E6"/>
+          <w:sz w:val="24"/>
+          <w:szCs w:val="24"/>
+        </w:rPr>
+      </w:pPr>
+      <w:hyperlink r:id="rId13" w:history="1">
+        <w:r>
+          <w:rPr>
+            <w:rStyle w:val="Hipervnculo"/>
+            <w:b/>
+            <w:bCs/>
+            <w:sz w:val="24"/>
+            <w:szCs w:val="24"/>
+          </w:rPr>
+          <w:t>https://github.com/gersonezelopez-dev/sistema-envios-java</w:t>
+        </w:r>
+      </w:hyperlink>
     </w:p>
     <w:p>
       <w:pPr>
@@ -1709,9 +1523,9 @@
       </w:pPr>
     </w:p>
     <w:sectPr>
-      <w:headerReference w:type="even" r:id="rId13"/>
-      <w:headerReference w:type="default" r:id="rId14"/>
-      <w:headerReference w:type="first" r:id="rId15"/>
+      <w:headerReference w:type="even" r:id="rId14"/>
+      <w:headerReference w:type="default" r:id="rId15"/>
+      <w:headerReference w:type="first" r:id="rId16"/>
       <w:pgSz w:w="12240" w:h="15840"/>
       <w:pgMar w:top="1417" w:right="1701" w:bottom="1417" w:left="1701" w:header="708" w:footer="708" w:gutter="0"/>
       <w:cols w:space="708"/>
@@ -3229,6 +3043,7 @@
   <w:style w:type="character" w:default="1" w:styleId="Fuentedeprrafopredeter">
     <w:name w:val="Default Paragraph Font"/>
     <w:uiPriority w:val="1"/>
+    <w:semiHidden/>
     <w:unhideWhenUsed/>
   </w:style>
   <w:style w:type="table" w:default="1" w:styleId="Tablanormal">
@@ -3602,6 +3417,29 @@
     <w:pPr>
       <w:ind w:left="720" w:hanging="720"/>
     </w:pPr>
+  </w:style>
+  <w:style w:type="character" w:styleId="Hipervnculo">
+    <w:name w:val="Hyperlink"/>
+    <w:basedOn w:val="Fuentedeprrafopredeter"/>
+    <w:uiPriority w:val="99"/>
+    <w:unhideWhenUsed/>
+    <w:rsid w:val="00AE78CC"/>
+    <w:rPr>
+      <w:color w:val="467886" w:themeColor="hyperlink"/>
+      <w:u w:val="single"/>
+    </w:rPr>
+  </w:style>
+  <w:style w:type="character" w:styleId="Mencinsinresolver">
+    <w:name w:val="Unresolved Mention"/>
+    <w:basedOn w:val="Fuentedeprrafopredeter"/>
+    <w:uiPriority w:val="99"/>
+    <w:semiHidden/>
+    <w:unhideWhenUsed/>
+    <w:rsid w:val="00AE78CC"/>
+    <w:rPr>
+      <w:color w:val="605E5C"/>
+      <w:shd w:val="clear" w:color="auto" w:fill="E1DFDD"/>
+    </w:rPr>
   </w:style>
 </w:styles>
 </file>
